--- a/docs/Memoria_PI.docx
+++ b/docs/Memoria_PI.docx
@@ -5,21 +5,380 @@
   <w:body>
     <w:p>
       <w:pPr>
-        <w:jc w:val="center"/>
-        <w:rPr>
-          <w:sz w:val="40"/>
-          <w:szCs w:val="40"/>
+        <w:spacing w:after="100"/>
+        <w:rPr>
+          <w:b/>
+          <w:bCs/>
+          <w:color w:val="1F3864"/>
+          <w:sz w:val="64"/>
+          <w:szCs w:val="64"/>
         </w:rPr>
       </w:pPr>
-      <w:r>
-        <w:rPr>
-          <w:sz w:val="40"/>
-          <w:szCs w:val="40"/>
-        </w:rPr>
-        <w:t>ESTRUCTURA PROYECTO INTERMODULAR:</w:t>
-      </w:r>
     </w:p>
-    <w:p/>
+    <w:p>
+      <w:pPr>
+        <w:spacing w:after="100"/>
+        <w:rPr>
+          <w:b/>
+          <w:bCs/>
+          <w:color w:val="1F3864"/>
+          <w:sz w:val="64"/>
+          <w:szCs w:val="64"/>
+        </w:rPr>
+      </w:pPr>
+    </w:p>
+    <w:p>
+      <w:pPr>
+        <w:spacing w:after="100"/>
+      </w:pPr>
+      <w:r>
+        <w:rPr>
+          <w:b/>
+          <w:bCs/>
+          <w:color w:val="1F3864"/>
+          <w:sz w:val="64"/>
+          <w:szCs w:val="64"/>
+        </w:rPr>
+        <w:t>MEMORIA</w:t>
+      </w:r>
+    </w:p>
+    <w:p>
+      <w:pPr>
+        <w:spacing w:after="100"/>
+      </w:pPr>
+      <w:r>
+        <w:rPr>
+          <w:b/>
+          <w:bCs/>
+          <w:color w:val="1F3864"/>
+          <w:sz w:val="64"/>
+          <w:szCs w:val="64"/>
+        </w:rPr>
+        <w:t>PROYECTO</w:t>
+      </w:r>
+    </w:p>
+    <w:p>
+      <w:pPr>
+        <w:spacing w:after="500"/>
+      </w:pPr>
+      <w:r>
+        <w:rPr>
+          <w:b/>
+          <w:bCs/>
+          <w:color w:val="2E75B6"/>
+          <w:sz w:val="64"/>
+          <w:szCs w:val="64"/>
+        </w:rPr>
+        <w:t>INTERMODULAR</w:t>
+      </w:r>
+    </w:p>
+    <w:p>
+      <w:pPr>
+        <w:pBdr>
+          <w:bottom w:val="single" w:sz="16" w:space="1" w:color="2E75B6"/>
+        </w:pBdr>
+        <w:spacing w:after="400"/>
+      </w:pPr>
+    </w:p>
+    <w:p>
+      <w:pPr>
+        <w:spacing w:after="120"/>
+      </w:pPr>
+      <w:proofErr w:type="spellStart"/>
+      <w:r>
+        <w:rPr>
+          <w:b/>
+          <w:bCs/>
+          <w:color w:val="1F3864"/>
+          <w:sz w:val="48"/>
+          <w:szCs w:val="48"/>
+        </w:rPr>
+        <w:t>Forecasting</w:t>
+      </w:r>
+      <w:proofErr w:type="spellEnd"/>
+      <w:r>
+        <w:rPr>
+          <w:b/>
+          <w:bCs/>
+          <w:color w:val="1F3864"/>
+          <w:sz w:val="48"/>
+          <w:szCs w:val="48"/>
+        </w:rPr>
+        <w:t xml:space="preserve"> de Demanda en </w:t>
+      </w:r>
+      <w:proofErr w:type="spellStart"/>
+      <w:r>
+        <w:rPr>
+          <w:b/>
+          <w:bCs/>
+          <w:color w:val="1F3864"/>
+          <w:sz w:val="48"/>
+          <w:szCs w:val="48"/>
+        </w:rPr>
+        <w:t>Retail</w:t>
+      </w:r>
+      <w:proofErr w:type="spellEnd"/>
+    </w:p>
+    <w:p>
+      <w:pPr>
+        <w:spacing w:after="2400"/>
+      </w:pPr>
+      <w:r>
+        <w:rPr>
+          <w:i/>
+          <w:iCs/>
+          <w:color w:val="888888"/>
+        </w:rPr>
+        <w:t xml:space="preserve">Sistema </w:t>
+      </w:r>
+      <w:proofErr w:type="spellStart"/>
+      <w:r>
+        <w:rPr>
+          <w:i/>
+          <w:iCs/>
+          <w:color w:val="888888"/>
+        </w:rPr>
+        <w:t>end-to-end</w:t>
+      </w:r>
+      <w:proofErr w:type="spellEnd"/>
+      <w:r>
+        <w:rPr>
+          <w:i/>
+          <w:iCs/>
+          <w:color w:val="888888"/>
+        </w:rPr>
+        <w:t xml:space="preserve"> de predicción de ventas con </w:t>
+      </w:r>
+      <w:proofErr w:type="spellStart"/>
+      <w:r>
+        <w:rPr>
+          <w:i/>
+          <w:iCs/>
+          <w:color w:val="888888"/>
+        </w:rPr>
+        <w:t>XGBoost</w:t>
+      </w:r>
+      <w:proofErr w:type="spellEnd"/>
+      <w:r>
+        <w:rPr>
+          <w:i/>
+          <w:iCs/>
+          <w:color w:val="888888"/>
+        </w:rPr>
+        <w:t xml:space="preserve">, Prophet y SARIMAX · Pipeline ETL reproducible con Docker, PostgreSQL y </w:t>
+      </w:r>
+      <w:proofErr w:type="spellStart"/>
+      <w:r>
+        <w:rPr>
+          <w:i/>
+          <w:iCs/>
+          <w:color w:val="888888"/>
+        </w:rPr>
+        <w:t>MLflow</w:t>
+      </w:r>
+      <w:proofErr w:type="spellEnd"/>
+    </w:p>
+    <w:p>
+      <w:pPr>
+        <w:spacing w:after="40"/>
+        <w:rPr>
+          <w:b/>
+          <w:bCs/>
+          <w:color w:val="2E75B6"/>
+          <w:spacing w:val="100"/>
+          <w:sz w:val="20"/>
+          <w:szCs w:val="20"/>
+        </w:rPr>
+      </w:pPr>
+    </w:p>
+    <w:p>
+      <w:pPr>
+        <w:spacing w:after="40"/>
+        <w:rPr>
+          <w:b/>
+          <w:bCs/>
+          <w:color w:val="2E75B6"/>
+          <w:spacing w:val="100"/>
+          <w:sz w:val="20"/>
+          <w:szCs w:val="20"/>
+        </w:rPr>
+      </w:pPr>
+    </w:p>
+    <w:p>
+      <w:pPr>
+        <w:spacing w:after="40"/>
+        <w:rPr>
+          <w:b/>
+          <w:bCs/>
+          <w:color w:val="2E75B6"/>
+          <w:spacing w:val="100"/>
+          <w:sz w:val="20"/>
+          <w:szCs w:val="20"/>
+        </w:rPr>
+      </w:pPr>
+    </w:p>
+    <w:p>
+      <w:pPr>
+        <w:spacing w:after="40"/>
+        <w:rPr>
+          <w:b/>
+          <w:bCs/>
+          <w:color w:val="2E75B6"/>
+          <w:spacing w:val="100"/>
+          <w:sz w:val="20"/>
+          <w:szCs w:val="20"/>
+        </w:rPr>
+      </w:pPr>
+    </w:p>
+    <w:p>
+      <w:pPr>
+        <w:spacing w:after="40"/>
+        <w:rPr>
+          <w:b/>
+          <w:bCs/>
+          <w:color w:val="2E75B6"/>
+          <w:spacing w:val="100"/>
+          <w:sz w:val="20"/>
+          <w:szCs w:val="20"/>
+        </w:rPr>
+      </w:pPr>
+    </w:p>
+    <w:p>
+      <w:pPr>
+        <w:spacing w:after="40"/>
+        <w:rPr>
+          <w:b/>
+          <w:bCs/>
+          <w:color w:val="1F3864"/>
+          <w:sz w:val="26"/>
+          <w:szCs w:val="26"/>
+        </w:rPr>
+      </w:pPr>
+      <w:r>
+        <w:rPr>
+          <w:b/>
+          <w:bCs/>
+          <w:color w:val="1F3864"/>
+          <w:sz w:val="26"/>
+          <w:szCs w:val="26"/>
+        </w:rPr>
+        <w:t>Víctor García Garrido</w:t>
+      </w:r>
+    </w:p>
+    <w:p>
+      <w:pPr>
+        <w:spacing w:after="40"/>
+      </w:pPr>
+      <w:r>
+        <w:rPr>
+          <w:b/>
+          <w:bCs/>
+          <w:color w:val="1F3864"/>
+          <w:sz w:val="26"/>
+          <w:szCs w:val="26"/>
+        </w:rPr>
+        <w:t>Francisco Javier Fernández</w:t>
+      </w:r>
+    </w:p>
+    <w:p>
+      <w:pPr>
+        <w:spacing w:after="160"/>
+      </w:pPr>
+      <w:r>
+        <w:rPr>
+          <w:color w:val="888888"/>
+        </w:rPr>
+        <w:t>Tutor: Willman Acosta</w:t>
+      </w:r>
+    </w:p>
+    <w:p>
+      <w:r>
+        <w:rPr>
+          <w:i/>
+          <w:iCs/>
+          <w:color w:val="888888"/>
+          <w:sz w:val="20"/>
+          <w:szCs w:val="20"/>
+        </w:rPr>
+        <w:t xml:space="preserve">Máster en Inteligencia Artificial y Big </w:t>
+      </w:r>
+      <w:proofErr w:type="gramStart"/>
+      <w:r>
+        <w:rPr>
+          <w:i/>
+          <w:iCs/>
+          <w:color w:val="888888"/>
+          <w:sz w:val="20"/>
+          <w:szCs w:val="20"/>
+        </w:rPr>
+        <w:t>Data  ·</w:t>
+      </w:r>
+      <w:proofErr w:type="gramEnd"/>
+      <w:r>
+        <w:rPr>
+          <w:i/>
+          <w:iCs/>
+          <w:color w:val="888888"/>
+          <w:sz w:val="20"/>
+          <w:szCs w:val="20"/>
+        </w:rPr>
+        <w:t xml:space="preserve">  Campus Cámara de Comercio </w:t>
+      </w:r>
+      <w:proofErr w:type="gramStart"/>
+      <w:r>
+        <w:rPr>
+          <w:i/>
+          <w:iCs/>
+          <w:color w:val="888888"/>
+          <w:sz w:val="20"/>
+          <w:szCs w:val="20"/>
+        </w:rPr>
+        <w:t>EUSA  ·</w:t>
+      </w:r>
+      <w:proofErr w:type="gramEnd"/>
+      <w:r>
+        <w:rPr>
+          <w:i/>
+          <w:iCs/>
+          <w:color w:val="888888"/>
+          <w:sz w:val="20"/>
+          <w:szCs w:val="20"/>
+        </w:rPr>
+        <w:t xml:space="preserve">  Sevilla, </w:t>
+      </w:r>
+      <w:proofErr w:type="gramStart"/>
+      <w:r>
+        <w:rPr>
+          <w:i/>
+          <w:iCs/>
+          <w:color w:val="888888"/>
+          <w:sz w:val="20"/>
+          <w:szCs w:val="20"/>
+        </w:rPr>
+        <w:t>Mayo</w:t>
+      </w:r>
+      <w:proofErr w:type="gramEnd"/>
+      <w:r>
+        <w:rPr>
+          <w:i/>
+          <w:iCs/>
+          <w:color w:val="888888"/>
+          <w:sz w:val="20"/>
+          <w:szCs w:val="20"/>
+        </w:rPr>
+        <w:t xml:space="preserve"> 202</w:t>
+      </w:r>
+      <w:r>
+        <w:rPr>
+          <w:i/>
+          <w:iCs/>
+          <w:color w:val="888888"/>
+          <w:sz w:val="20"/>
+          <w:szCs w:val="20"/>
+        </w:rPr>
+        <w:t>6</w:t>
+      </w:r>
+    </w:p>
     <w:p>
       <w:pPr>
         <w:numPr>
@@ -42,6 +401,7 @@
           <w:sz w:val="28"/>
           <w:szCs w:val="28"/>
         </w:rPr>
+        <w:lastRenderedPageBreak/>
         <w:t>Introducción:</w:t>
       </w:r>
     </w:p>
@@ -424,6 +784,33 @@
         </w:tc>
       </w:tr>
     </w:tbl>
+    <w:p>
+      <w:pPr>
+        <w:rPr>
+          <w:color w:val="365F91" w:themeColor="accent1" w:themeShade="BF"/>
+          <w:sz w:val="28"/>
+          <w:szCs w:val="28"/>
+        </w:rPr>
+      </w:pPr>
+    </w:p>
+    <w:p>
+      <w:pPr>
+        <w:rPr>
+          <w:color w:val="365F91" w:themeColor="accent1" w:themeShade="BF"/>
+          <w:sz w:val="28"/>
+          <w:szCs w:val="28"/>
+        </w:rPr>
+      </w:pPr>
+    </w:p>
+    <w:p>
+      <w:pPr>
+        <w:rPr>
+          <w:color w:val="365F91" w:themeColor="accent1" w:themeShade="BF"/>
+          <w:sz w:val="28"/>
+          <w:szCs w:val="28"/>
+        </w:rPr>
+      </w:pPr>
+    </w:p>
     <w:p>
       <w:pPr>
         <w:rPr>
@@ -30747,12 +31134,6 @@
         <w:gridCol w:w="3013"/>
       </w:tblGrid>
       <w:tr>
-        <w:tblPrEx>
-          <w:tblCellMar>
-            <w:top w:w="0" w:type="dxa"/>
-            <w:bottom w:w="0" w:type="dxa"/>
-          </w:tblCellMar>
-        </w:tblPrEx>
         <w:trPr>
           <w:tblHeader/>
         </w:trPr>
@@ -30860,12 +31241,6 @@
         </w:tc>
       </w:tr>
       <w:tr>
-        <w:tblPrEx>
-          <w:tblCellMar>
-            <w:top w:w="0" w:type="dxa"/>
-            <w:bottom w:w="0" w:type="dxa"/>
-          </w:tblCellMar>
-        </w:tblPrEx>
         <w:tc>
           <w:tcPr>
             <w:tcW w:w="3000" w:type="dxa"/>
@@ -30980,12 +31355,6 @@
         </w:tc>
       </w:tr>
       <w:tr>
-        <w:tblPrEx>
-          <w:tblCellMar>
-            <w:top w:w="0" w:type="dxa"/>
-            <w:bottom w:w="0" w:type="dxa"/>
-          </w:tblCellMar>
-        </w:tblPrEx>
         <w:tc>
           <w:tcPr>
             <w:tcW w:w="3000" w:type="dxa"/>
@@ -31118,12 +31487,6 @@
         </w:tc>
       </w:tr>
       <w:tr>
-        <w:tblPrEx>
-          <w:tblCellMar>
-            <w:top w:w="0" w:type="dxa"/>
-            <w:bottom w:w="0" w:type="dxa"/>
-          </w:tblCellMar>
-        </w:tblPrEx>
         <w:tc>
           <w:tcPr>
             <w:tcW w:w="3000" w:type="dxa"/>
@@ -31274,12 +31637,6 @@
         </w:tc>
       </w:tr>
       <w:tr>
-        <w:tblPrEx>
-          <w:tblCellMar>
-            <w:top w:w="0" w:type="dxa"/>
-            <w:bottom w:w="0" w:type="dxa"/>
-          </w:tblCellMar>
-        </w:tblPrEx>
         <w:tc>
           <w:tcPr>
             <w:tcW w:w="3000" w:type="dxa"/>
@@ -31404,12 +31761,6 @@
         </w:tc>
       </w:tr>
       <w:tr>
-        <w:tblPrEx>
-          <w:tblCellMar>
-            <w:top w:w="0" w:type="dxa"/>
-            <w:bottom w:w="0" w:type="dxa"/>
-          </w:tblCellMar>
-        </w:tblPrEx>
         <w:tc>
           <w:tcPr>
             <w:tcW w:w="3000" w:type="dxa"/>
@@ -31524,12 +31875,6 @@
         </w:tc>
       </w:tr>
       <w:tr>
-        <w:tblPrEx>
-          <w:tblCellMar>
-            <w:top w:w="0" w:type="dxa"/>
-            <w:bottom w:w="0" w:type="dxa"/>
-          </w:tblCellMar>
-        </w:tblPrEx>
         <w:tc>
           <w:tcPr>
             <w:tcW w:w="3000" w:type="dxa"/>
@@ -31704,12 +32049,6 @@
         </w:tc>
       </w:tr>
       <w:tr>
-        <w:tblPrEx>
-          <w:tblCellMar>
-            <w:top w:w="0" w:type="dxa"/>
-            <w:bottom w:w="0" w:type="dxa"/>
-          </w:tblCellMar>
-        </w:tblPrEx>
         <w:tc>
           <w:tcPr>
             <w:tcW w:w="3000" w:type="dxa"/>
@@ -32136,12 +32475,6 @@
         <w:gridCol w:w="1626"/>
       </w:tblGrid>
       <w:tr>
-        <w:tblPrEx>
-          <w:tblCellMar>
-            <w:top w:w="0" w:type="dxa"/>
-            <w:bottom w:w="0" w:type="dxa"/>
-          </w:tblCellMar>
-        </w:tblPrEx>
         <w:trPr>
           <w:tblHeader/>
         </w:trPr>
@@ -32371,12 +32704,6 @@
         </w:tc>
       </w:tr>
       <w:tr>
-        <w:tblPrEx>
-          <w:tblCellMar>
-            <w:top w:w="0" w:type="dxa"/>
-            <w:bottom w:w="0" w:type="dxa"/>
-          </w:tblCellMar>
-        </w:tblPrEx>
         <w:tc>
           <w:tcPr>
             <w:tcW w:w="2000" w:type="dxa"/>
@@ -32615,12 +32942,6 @@
         </w:tc>
       </w:tr>
       <w:tr>
-        <w:tblPrEx>
-          <w:tblCellMar>
-            <w:top w:w="0" w:type="dxa"/>
-            <w:bottom w:w="0" w:type="dxa"/>
-          </w:tblCellMar>
-        </w:tblPrEx>
         <w:tc>
           <w:tcPr>
             <w:tcW w:w="2000" w:type="dxa"/>
@@ -32840,12 +33161,6 @@
         </w:tc>
       </w:tr>
       <w:tr>
-        <w:tblPrEx>
-          <w:tblCellMar>
-            <w:top w:w="0" w:type="dxa"/>
-            <w:bottom w:w="0" w:type="dxa"/>
-          </w:tblCellMar>
-        </w:tblPrEx>
         <w:tc>
           <w:tcPr>
             <w:tcW w:w="2000" w:type="dxa"/>
@@ -33103,12 +33418,6 @@
         </w:tc>
       </w:tr>
       <w:tr>
-        <w:tblPrEx>
-          <w:tblCellMar>
-            <w:top w:w="0" w:type="dxa"/>
-            <w:bottom w:w="0" w:type="dxa"/>
-          </w:tblCellMar>
-        </w:tblPrEx>
         <w:tc>
           <w:tcPr>
             <w:tcW w:w="2000" w:type="dxa"/>
@@ -33433,12 +33742,6 @@
         <w:gridCol w:w="1913"/>
       </w:tblGrid>
       <w:tr>
-        <w:tblPrEx>
-          <w:tblCellMar>
-            <w:top w:w="0" w:type="dxa"/>
-            <w:bottom w:w="0" w:type="dxa"/>
-          </w:tblCellMar>
-        </w:tblPrEx>
         <w:trPr>
           <w:tblHeader/>
         </w:trPr>
@@ -33651,12 +33954,6 @@
         </w:tc>
       </w:tr>
       <w:tr>
-        <w:tblPrEx>
-          <w:tblCellMar>
-            <w:top w:w="0" w:type="dxa"/>
-            <w:bottom w:w="0" w:type="dxa"/>
-          </w:tblCellMar>
-        </w:tblPrEx>
         <w:tc>
           <w:tcPr>
             <w:tcW w:w="700" w:type="dxa"/>
@@ -33881,12 +34178,6 @@
         </w:tc>
       </w:tr>
       <w:tr>
-        <w:tblPrEx>
-          <w:tblCellMar>
-            <w:top w:w="0" w:type="dxa"/>
-            <w:bottom w:w="0" w:type="dxa"/>
-          </w:tblCellMar>
-        </w:tblPrEx>
         <w:tc>
           <w:tcPr>
             <w:tcW w:w="700" w:type="dxa"/>
@@ -34111,12 +34402,6 @@
         </w:tc>
       </w:tr>
       <w:tr>
-        <w:tblPrEx>
-          <w:tblCellMar>
-            <w:top w:w="0" w:type="dxa"/>
-            <w:bottom w:w="0" w:type="dxa"/>
-          </w:tblCellMar>
-        </w:tblPrEx>
         <w:tc>
           <w:tcPr>
             <w:tcW w:w="700" w:type="dxa"/>
@@ -34343,12 +34628,6 @@
         </w:tc>
       </w:tr>
       <w:tr>
-        <w:tblPrEx>
-          <w:tblCellMar>
-            <w:top w:w="0" w:type="dxa"/>
-            <w:bottom w:w="0" w:type="dxa"/>
-          </w:tblCellMar>
-        </w:tblPrEx>
         <w:tc>
           <w:tcPr>
             <w:tcW w:w="700" w:type="dxa"/>
@@ -34573,12 +34852,6 @@
         </w:tc>
       </w:tr>
       <w:tr>
-        <w:tblPrEx>
-          <w:tblCellMar>
-            <w:top w:w="0" w:type="dxa"/>
-            <w:bottom w:w="0" w:type="dxa"/>
-          </w:tblCellMar>
-        </w:tblPrEx>
         <w:tc>
           <w:tcPr>
             <w:tcW w:w="700" w:type="dxa"/>
@@ -34803,12 +35076,6 @@
         </w:tc>
       </w:tr>
       <w:tr>
-        <w:tblPrEx>
-          <w:tblCellMar>
-            <w:top w:w="0" w:type="dxa"/>
-            <w:bottom w:w="0" w:type="dxa"/>
-          </w:tblCellMar>
-        </w:tblPrEx>
         <w:tc>
           <w:tcPr>
             <w:tcW w:w="700" w:type="dxa"/>
@@ -35035,12 +35302,6 @@
         </w:tc>
       </w:tr>
       <w:tr>
-        <w:tblPrEx>
-          <w:tblCellMar>
-            <w:top w:w="0" w:type="dxa"/>
-            <w:bottom w:w="0" w:type="dxa"/>
-          </w:tblCellMar>
-        </w:tblPrEx>
         <w:tc>
           <w:tcPr>
             <w:tcW w:w="700" w:type="dxa"/>
@@ -35267,12 +35528,6 @@
         </w:tc>
       </w:tr>
       <w:tr>
-        <w:tblPrEx>
-          <w:tblCellMar>
-            <w:top w:w="0" w:type="dxa"/>
-            <w:bottom w:w="0" w:type="dxa"/>
-          </w:tblCellMar>
-        </w:tblPrEx>
         <w:tc>
           <w:tcPr>
             <w:tcW w:w="700" w:type="dxa"/>
@@ -35497,12 +35752,6 @@
         </w:tc>
       </w:tr>
       <w:tr>
-        <w:tblPrEx>
-          <w:tblCellMar>
-            <w:top w:w="0" w:type="dxa"/>
-            <w:bottom w:w="0" w:type="dxa"/>
-          </w:tblCellMar>
-        </w:tblPrEx>
         <w:tc>
           <w:tcPr>
             <w:tcW w:w="700" w:type="dxa"/>
@@ -35729,12 +35978,6 @@
         </w:tc>
       </w:tr>
       <w:tr>
-        <w:tblPrEx>
-          <w:tblCellMar>
-            <w:top w:w="0" w:type="dxa"/>
-            <w:bottom w:w="0" w:type="dxa"/>
-          </w:tblCellMar>
-        </w:tblPrEx>
         <w:tc>
           <w:tcPr>
             <w:tcW w:w="700" w:type="dxa"/>
@@ -36044,12 +36287,6 @@
         <w:gridCol w:w="1499"/>
       </w:tblGrid>
       <w:tr>
-        <w:tblPrEx>
-          <w:tblCellMar>
-            <w:top w:w="0" w:type="dxa"/>
-            <w:bottom w:w="0" w:type="dxa"/>
-          </w:tblCellMar>
-        </w:tblPrEx>
         <w:trPr>
           <w:tblHeader/>
         </w:trPr>
@@ -36315,12 +36552,6 @@
         </w:tc>
       </w:tr>
       <w:tr>
-        <w:tblPrEx>
-          <w:tblCellMar>
-            <w:top w:w="0" w:type="dxa"/>
-            <w:bottom w:w="0" w:type="dxa"/>
-          </w:tblCellMar>
-        </w:tblPrEx>
         <w:tc>
           <w:tcPr>
             <w:tcW w:w="1600" w:type="dxa"/>
@@ -36600,12 +36831,6 @@
         </w:tc>
       </w:tr>
       <w:tr>
-        <w:tblPrEx>
-          <w:tblCellMar>
-            <w:top w:w="0" w:type="dxa"/>
-            <w:bottom w:w="0" w:type="dxa"/>
-          </w:tblCellMar>
-        </w:tblPrEx>
         <w:tc>
           <w:tcPr>
             <w:tcW w:w="1600" w:type="dxa"/>
@@ -36883,12 +37108,6 @@
         </w:tc>
       </w:tr>
       <w:tr>
-        <w:tblPrEx>
-          <w:tblCellMar>
-            <w:top w:w="0" w:type="dxa"/>
-            <w:bottom w:w="0" w:type="dxa"/>
-          </w:tblCellMar>
-        </w:tblPrEx>
         <w:tc>
           <w:tcPr>
             <w:tcW w:w="1600" w:type="dxa"/>
@@ -37168,12 +37387,6 @@
         </w:tc>
       </w:tr>
       <w:tr>
-        <w:tblPrEx>
-          <w:tblCellMar>
-            <w:top w:w="0" w:type="dxa"/>
-            <w:bottom w:w="0" w:type="dxa"/>
-          </w:tblCellMar>
-        </w:tblPrEx>
         <w:tc>
           <w:tcPr>
             <w:tcW w:w="1600" w:type="dxa"/>
@@ -37778,12 +37991,6 @@
         <w:gridCol w:w="2226"/>
       </w:tblGrid>
       <w:tr>
-        <w:tblPrEx>
-          <w:tblCellMar>
-            <w:top w:w="0" w:type="dxa"/>
-            <w:bottom w:w="0" w:type="dxa"/>
-          </w:tblCellMar>
-        </w:tblPrEx>
         <w:trPr>
           <w:tblHeader/>
         </w:trPr>
@@ -37979,12 +38186,6 @@
         </w:tc>
       </w:tr>
       <w:tr>
-        <w:tblPrEx>
-          <w:tblCellMar>
-            <w:top w:w="0" w:type="dxa"/>
-            <w:bottom w:w="0" w:type="dxa"/>
-          </w:tblCellMar>
-        </w:tblPrEx>
         <w:tc>
           <w:tcPr>
             <w:tcW w:w="2000" w:type="dxa"/>
@@ -38182,12 +38383,6 @@
         </w:tc>
       </w:tr>
       <w:tr>
-        <w:tblPrEx>
-          <w:tblCellMar>
-            <w:top w:w="0" w:type="dxa"/>
-            <w:bottom w:w="0" w:type="dxa"/>
-          </w:tblCellMar>
-        </w:tblPrEx>
         <w:tc>
           <w:tcPr>
             <w:tcW w:w="2000" w:type="dxa"/>
@@ -38383,12 +38578,6 @@
         </w:tc>
       </w:tr>
       <w:tr>
-        <w:tblPrEx>
-          <w:tblCellMar>
-            <w:top w:w="0" w:type="dxa"/>
-            <w:bottom w:w="0" w:type="dxa"/>
-          </w:tblCellMar>
-        </w:tblPrEx>
         <w:tc>
           <w:tcPr>
             <w:tcW w:w="2000" w:type="dxa"/>
@@ -38584,12 +38773,6 @@
         </w:tc>
       </w:tr>
       <w:tr>
-        <w:tblPrEx>
-          <w:tblCellMar>
-            <w:top w:w="0" w:type="dxa"/>
-            <w:bottom w:w="0" w:type="dxa"/>
-          </w:tblCellMar>
-        </w:tblPrEx>
         <w:tc>
           <w:tcPr>
             <w:tcW w:w="2000" w:type="dxa"/>
@@ -38989,12 +39172,6 @@
         <w:gridCol w:w="5026"/>
       </w:tblGrid>
       <w:tr>
-        <w:tblPrEx>
-          <w:tblCellMar>
-            <w:top w:w="0" w:type="dxa"/>
-            <w:bottom w:w="0" w:type="dxa"/>
-          </w:tblCellMar>
-        </w:tblPrEx>
         <w:trPr>
           <w:tblHeader/>
         </w:trPr>
@@ -39104,12 +39281,6 @@
         </w:tc>
       </w:tr>
       <w:tr>
-        <w:tblPrEx>
-          <w:tblCellMar>
-            <w:top w:w="0" w:type="dxa"/>
-            <w:bottom w:w="0" w:type="dxa"/>
-          </w:tblCellMar>
-        </w:tblPrEx>
         <w:tc>
           <w:tcPr>
             <w:tcW w:w="2500" w:type="dxa"/>
@@ -39228,12 +39399,6 @@
         </w:tc>
       </w:tr>
       <w:tr>
-        <w:tblPrEx>
-          <w:tblCellMar>
-            <w:top w:w="0" w:type="dxa"/>
-            <w:bottom w:w="0" w:type="dxa"/>
-          </w:tblCellMar>
-        </w:tblPrEx>
         <w:tc>
           <w:tcPr>
             <w:tcW w:w="2500" w:type="dxa"/>
@@ -39353,12 +39518,6 @@
         </w:tc>
       </w:tr>
       <w:tr>
-        <w:tblPrEx>
-          <w:tblCellMar>
-            <w:top w:w="0" w:type="dxa"/>
-            <w:bottom w:w="0" w:type="dxa"/>
-          </w:tblCellMar>
-        </w:tblPrEx>
         <w:tc>
           <w:tcPr>
             <w:tcW w:w="2500" w:type="dxa"/>
@@ -39475,12 +39634,6 @@
         </w:tc>
       </w:tr>
       <w:tr>
-        <w:tblPrEx>
-          <w:tblCellMar>
-            <w:top w:w="0" w:type="dxa"/>
-            <w:bottom w:w="0" w:type="dxa"/>
-          </w:tblCellMar>
-        </w:tblPrEx>
         <w:tc>
           <w:tcPr>
             <w:tcW w:w="2500" w:type="dxa"/>
@@ -39597,12 +39750,6 @@
         </w:tc>
       </w:tr>
       <w:tr>
-        <w:tblPrEx>
-          <w:tblCellMar>
-            <w:top w:w="0" w:type="dxa"/>
-            <w:bottom w:w="0" w:type="dxa"/>
-          </w:tblCellMar>
-        </w:tblPrEx>
         <w:tc>
           <w:tcPr>
             <w:tcW w:w="2500" w:type="dxa"/>
@@ -39719,12 +39866,6 @@
         </w:tc>
       </w:tr>
       <w:tr>
-        <w:tblPrEx>
-          <w:tblCellMar>
-            <w:top w:w="0" w:type="dxa"/>
-            <w:bottom w:w="0" w:type="dxa"/>
-          </w:tblCellMar>
-        </w:tblPrEx>
         <w:tc>
           <w:tcPr>
             <w:tcW w:w="2500" w:type="dxa"/>
@@ -39857,12 +39998,6 @@
         </w:tc>
       </w:tr>
       <w:tr>
-        <w:tblPrEx>
-          <w:tblCellMar>
-            <w:top w:w="0" w:type="dxa"/>
-            <w:bottom w:w="0" w:type="dxa"/>
-          </w:tblCellMar>
-        </w:tblPrEx>
         <w:tc>
           <w:tcPr>
             <w:tcW w:w="2500" w:type="dxa"/>
@@ -40250,12 +40385,6 @@
         <w:gridCol w:w="6526"/>
       </w:tblGrid>
       <w:tr>
-        <w:tblPrEx>
-          <w:tblCellMar>
-            <w:top w:w="0" w:type="dxa"/>
-            <w:bottom w:w="0" w:type="dxa"/>
-          </w:tblCellMar>
-        </w:tblPrEx>
         <w:trPr>
           <w:tblHeader/>
         </w:trPr>
@@ -40329,12 +40458,6 @@
         </w:tc>
       </w:tr>
       <w:tr>
-        <w:tblPrEx>
-          <w:tblCellMar>
-            <w:top w:w="0" w:type="dxa"/>
-            <w:bottom w:w="0" w:type="dxa"/>
-          </w:tblCellMar>
-        </w:tblPrEx>
         <w:tc>
           <w:tcPr>
             <w:tcW w:w="2500" w:type="dxa"/>
@@ -40429,12 +40552,6 @@
         </w:tc>
       </w:tr>
       <w:tr>
-        <w:tblPrEx>
-          <w:tblCellMar>
-            <w:top w:w="0" w:type="dxa"/>
-            <w:bottom w:w="0" w:type="dxa"/>
-          </w:tblCellMar>
-        </w:tblPrEx>
         <w:tc>
           <w:tcPr>
             <w:tcW w:w="2500" w:type="dxa"/>
@@ -40547,12 +40664,6 @@
         </w:tc>
       </w:tr>
       <w:tr>
-        <w:tblPrEx>
-          <w:tblCellMar>
-            <w:top w:w="0" w:type="dxa"/>
-            <w:bottom w:w="0" w:type="dxa"/>
-          </w:tblCellMar>
-        </w:tblPrEx>
         <w:tc>
           <w:tcPr>
             <w:tcW w:w="2500" w:type="dxa"/>
@@ -40629,12 +40740,6 @@
         </w:tc>
       </w:tr>
       <w:tr>
-        <w:tblPrEx>
-          <w:tblCellMar>
-            <w:top w:w="0" w:type="dxa"/>
-            <w:bottom w:w="0" w:type="dxa"/>
-          </w:tblCellMar>
-        </w:tblPrEx>
         <w:tc>
           <w:tcPr>
             <w:tcW w:w="2500" w:type="dxa"/>
@@ -40731,12 +40836,6 @@
         </w:tc>
       </w:tr>
       <w:tr>
-        <w:tblPrEx>
-          <w:tblCellMar>
-            <w:top w:w="0" w:type="dxa"/>
-            <w:bottom w:w="0" w:type="dxa"/>
-          </w:tblCellMar>
-        </w:tblPrEx>
         <w:tc>
           <w:tcPr>
             <w:tcW w:w="2500" w:type="dxa"/>
@@ -40833,12 +40932,6 @@
         </w:tc>
       </w:tr>
       <w:tr>
-        <w:tblPrEx>
-          <w:tblCellMar>
-            <w:top w:w="0" w:type="dxa"/>
-            <w:bottom w:w="0" w:type="dxa"/>
-          </w:tblCellMar>
-        </w:tblPrEx>
         <w:tc>
           <w:tcPr>
             <w:tcW w:w="2500" w:type="dxa"/>
@@ -40993,12 +41086,6 @@
         </w:tc>
       </w:tr>
       <w:tr>
-        <w:tblPrEx>
-          <w:tblCellMar>
-            <w:top w:w="0" w:type="dxa"/>
-            <w:bottom w:w="0" w:type="dxa"/>
-          </w:tblCellMar>
-        </w:tblPrEx>
         <w:trPr>
           <w:trHeight w:val="292"/>
         </w:trPr>
@@ -41216,12 +41303,6 @@
         <w:gridCol w:w="4263"/>
       </w:tblGrid>
       <w:tr>
-        <w:tblPrEx>
-          <w:tblCellMar>
-            <w:top w:w="0" w:type="dxa"/>
-            <w:bottom w:w="0" w:type="dxa"/>
-          </w:tblCellMar>
-        </w:tblPrEx>
         <w:trPr>
           <w:tblHeader/>
         </w:trPr>
@@ -41329,12 +41410,6 @@
         </w:tc>
       </w:tr>
       <w:tr>
-        <w:tblPrEx>
-          <w:tblCellMar>
-            <w:top w:w="0" w:type="dxa"/>
-            <w:bottom w:w="0" w:type="dxa"/>
-          </w:tblCellMar>
-        </w:tblPrEx>
         <w:tc>
           <w:tcPr>
             <w:tcW w:w="2500" w:type="dxa"/>
@@ -41471,12 +41546,6 @@
         </w:tc>
       </w:tr>
       <w:tr>
-        <w:tblPrEx>
-          <w:tblCellMar>
-            <w:top w:w="0" w:type="dxa"/>
-            <w:bottom w:w="0" w:type="dxa"/>
-          </w:tblCellMar>
-        </w:tblPrEx>
         <w:tc>
           <w:tcPr>
             <w:tcW w:w="2500" w:type="dxa"/>
@@ -41625,12 +41694,6 @@
         </w:tc>
       </w:tr>
       <w:tr>
-        <w:tblPrEx>
-          <w:tblCellMar>
-            <w:top w:w="0" w:type="dxa"/>
-            <w:bottom w:w="0" w:type="dxa"/>
-          </w:tblCellMar>
-        </w:tblPrEx>
         <w:tc>
           <w:tcPr>
             <w:tcW w:w="2500" w:type="dxa"/>
@@ -41807,12 +41870,6 @@
         </w:tc>
       </w:tr>
       <w:tr>
-        <w:tblPrEx>
-          <w:tblCellMar>
-            <w:top w:w="0" w:type="dxa"/>
-            <w:bottom w:w="0" w:type="dxa"/>
-          </w:tblCellMar>
-        </w:tblPrEx>
         <w:tc>
           <w:tcPr>
             <w:tcW w:w="2500" w:type="dxa"/>
@@ -42222,12 +42279,6 @@
         <w:gridCol w:w="2290"/>
       </w:tblGrid>
       <w:tr>
-        <w:tblPrEx>
-          <w:tblCellMar>
-            <w:top w:w="0" w:type="dxa"/>
-            <w:bottom w:w="0" w:type="dxa"/>
-          </w:tblCellMar>
-        </w:tblPrEx>
         <w:trPr>
           <w:tblHeader/>
         </w:trPr>
@@ -42371,12 +42422,6 @@
         </w:tc>
       </w:tr>
       <w:tr>
-        <w:tblPrEx>
-          <w:tblCellMar>
-            <w:top w:w="0" w:type="dxa"/>
-            <w:bottom w:w="0" w:type="dxa"/>
-          </w:tblCellMar>
-        </w:tblPrEx>
         <w:tc>
           <w:tcPr>
             <w:tcW w:w="400" w:type="dxa"/>
@@ -42562,12 +42607,6 @@
         </w:tc>
       </w:tr>
       <w:tr>
-        <w:tblPrEx>
-          <w:tblCellMar>
-            <w:top w:w="0" w:type="dxa"/>
-            <w:bottom w:w="0" w:type="dxa"/>
-          </w:tblCellMar>
-        </w:tblPrEx>
         <w:tc>
           <w:tcPr>
             <w:tcW w:w="400" w:type="dxa"/>
@@ -42731,12 +42770,6 @@
         </w:tc>
       </w:tr>
       <w:tr>
-        <w:tblPrEx>
-          <w:tblCellMar>
-            <w:top w:w="0" w:type="dxa"/>
-            <w:bottom w:w="0" w:type="dxa"/>
-          </w:tblCellMar>
-        </w:tblPrEx>
         <w:tc>
           <w:tcPr>
             <w:tcW w:w="400" w:type="dxa"/>
@@ -42960,12 +42993,6 @@
         </w:tc>
       </w:tr>
       <w:tr>
-        <w:tblPrEx>
-          <w:tblCellMar>
-            <w:top w:w="0" w:type="dxa"/>
-            <w:bottom w:w="0" w:type="dxa"/>
-          </w:tblCellMar>
-        </w:tblPrEx>
         <w:tc>
           <w:tcPr>
             <w:tcW w:w="400" w:type="dxa"/>
@@ -43169,12 +43196,6 @@
         </w:tc>
       </w:tr>
       <w:tr>
-        <w:tblPrEx>
-          <w:tblCellMar>
-            <w:top w:w="0" w:type="dxa"/>
-            <w:bottom w:w="0" w:type="dxa"/>
-          </w:tblCellMar>
-        </w:tblPrEx>
         <w:tc>
           <w:tcPr>
             <w:tcW w:w="400" w:type="dxa"/>
@@ -43338,12 +43359,6 @@
         </w:tc>
       </w:tr>
       <w:tr>
-        <w:tblPrEx>
-          <w:tblCellMar>
-            <w:top w:w="0" w:type="dxa"/>
-            <w:bottom w:w="0" w:type="dxa"/>
-          </w:tblCellMar>
-        </w:tblPrEx>
         <w:tc>
           <w:tcPr>
             <w:tcW w:w="400" w:type="dxa"/>
@@ -43622,12 +43637,6 @@
         <w:gridCol w:w="7226"/>
       </w:tblGrid>
       <w:tr>
-        <w:tblPrEx>
-          <w:tblCellMar>
-            <w:top w:w="0" w:type="dxa"/>
-            <w:bottom w:w="0" w:type="dxa"/>
-          </w:tblCellMar>
-        </w:tblPrEx>
         <w:trPr>
           <w:tblHeader/>
         </w:trPr>
@@ -43701,12 +43710,6 @@
         </w:tc>
       </w:tr>
       <w:tr>
-        <w:tblPrEx>
-          <w:tblCellMar>
-            <w:top w:w="0" w:type="dxa"/>
-            <w:bottom w:w="0" w:type="dxa"/>
-          </w:tblCellMar>
-        </w:tblPrEx>
         <w:tc>
           <w:tcPr>
             <w:tcW w:w="1800" w:type="dxa"/>
@@ -43879,12 +43882,6 @@
         </w:tc>
       </w:tr>
       <w:tr>
-        <w:tblPrEx>
-          <w:tblCellMar>
-            <w:top w:w="0" w:type="dxa"/>
-            <w:bottom w:w="0" w:type="dxa"/>
-          </w:tblCellMar>
-        </w:tblPrEx>
         <w:tc>
           <w:tcPr>
             <w:tcW w:w="1800" w:type="dxa"/>
@@ -43979,12 +43976,6 @@
         </w:tc>
       </w:tr>
       <w:tr>
-        <w:tblPrEx>
-          <w:tblCellMar>
-            <w:top w:w="0" w:type="dxa"/>
-            <w:bottom w:w="0" w:type="dxa"/>
-          </w:tblCellMar>
-        </w:tblPrEx>
         <w:tc>
           <w:tcPr>
             <w:tcW w:w="1800" w:type="dxa"/>
@@ -44109,12 +44100,6 @@
         </w:tc>
       </w:tr>
       <w:tr>
-        <w:tblPrEx>
-          <w:tblCellMar>
-            <w:top w:w="0" w:type="dxa"/>
-            <w:bottom w:w="0" w:type="dxa"/>
-          </w:tblCellMar>
-        </w:tblPrEx>
         <w:tc>
           <w:tcPr>
             <w:tcW w:w="1800" w:type="dxa"/>
@@ -44209,12 +44194,6 @@
         </w:tc>
       </w:tr>
       <w:tr>
-        <w:tblPrEx>
-          <w:tblCellMar>
-            <w:top w:w="0" w:type="dxa"/>
-            <w:bottom w:w="0" w:type="dxa"/>
-          </w:tblCellMar>
-        </w:tblPrEx>
         <w:tc>
           <w:tcPr>
             <w:tcW w:w="1800" w:type="dxa"/>
@@ -44321,12 +44300,6 @@
         </w:tc>
       </w:tr>
       <w:tr>
-        <w:tblPrEx>
-          <w:tblCellMar>
-            <w:top w:w="0" w:type="dxa"/>
-            <w:bottom w:w="0" w:type="dxa"/>
-          </w:tblCellMar>
-        </w:tblPrEx>
         <w:tc>
           <w:tcPr>
             <w:tcW w:w="1800" w:type="dxa"/>
@@ -44515,12 +44488,6 @@
         <w:gridCol w:w="3763"/>
       </w:tblGrid>
       <w:tr>
-        <w:tblPrEx>
-          <w:tblCellMar>
-            <w:top w:w="0" w:type="dxa"/>
-            <w:bottom w:w="0" w:type="dxa"/>
-          </w:tblCellMar>
-        </w:tblPrEx>
         <w:trPr>
           <w:tblHeader/>
         </w:trPr>
@@ -44628,12 +44595,6 @@
         </w:tc>
       </w:tr>
       <w:tr>
-        <w:tblPrEx>
-          <w:tblCellMar>
-            <w:top w:w="0" w:type="dxa"/>
-            <w:bottom w:w="0" w:type="dxa"/>
-          </w:tblCellMar>
-        </w:tblPrEx>
         <w:tc>
           <w:tcPr>
             <w:tcW w:w="2500" w:type="dxa"/>
@@ -44822,12 +44783,6 @@
         </w:tc>
       </w:tr>
       <w:tr>
-        <w:tblPrEx>
-          <w:tblCellMar>
-            <w:top w:w="0" w:type="dxa"/>
-            <w:bottom w:w="0" w:type="dxa"/>
-          </w:tblCellMar>
-        </w:tblPrEx>
         <w:tc>
           <w:tcPr>
             <w:tcW w:w="2500" w:type="dxa"/>
@@ -45012,12 +44967,6 @@
         </w:tc>
       </w:tr>
       <w:tr>
-        <w:tblPrEx>
-          <w:tblCellMar>
-            <w:top w:w="0" w:type="dxa"/>
-            <w:bottom w:w="0" w:type="dxa"/>
-          </w:tblCellMar>
-        </w:tblPrEx>
         <w:tc>
           <w:tcPr>
             <w:tcW w:w="2500" w:type="dxa"/>
@@ -45231,12 +45180,6 @@
         </w:tc>
       </w:tr>
       <w:tr>
-        <w:tblPrEx>
-          <w:tblCellMar>
-            <w:top w:w="0" w:type="dxa"/>
-            <w:bottom w:w="0" w:type="dxa"/>
-          </w:tblCellMar>
-        </w:tblPrEx>
         <w:tc>
           <w:tcPr>
             <w:tcW w:w="2500" w:type="dxa"/>
@@ -45455,12 +45398,6 @@
         </w:tc>
       </w:tr>
       <w:tr>
-        <w:tblPrEx>
-          <w:tblCellMar>
-            <w:top w:w="0" w:type="dxa"/>
-            <w:bottom w:w="0" w:type="dxa"/>
-          </w:tblCellMar>
-        </w:tblPrEx>
         <w:tc>
           <w:tcPr>
             <w:tcW w:w="2500" w:type="dxa"/>
@@ -45728,12 +45665,6 @@
         <w:gridCol w:w="1899"/>
       </w:tblGrid>
       <w:tr>
-        <w:tblPrEx>
-          <w:tblCellMar>
-            <w:top w:w="0" w:type="dxa"/>
-            <w:bottom w:w="0" w:type="dxa"/>
-          </w:tblCellMar>
-        </w:tblPrEx>
         <w:trPr>
           <w:tblHeader/>
         </w:trPr>
@@ -45877,12 +45808,6 @@
         </w:tc>
       </w:tr>
       <w:tr>
-        <w:tblPrEx>
-          <w:tblCellMar>
-            <w:top w:w="0" w:type="dxa"/>
-            <w:bottom w:w="0" w:type="dxa"/>
-          </w:tblCellMar>
-        </w:tblPrEx>
         <w:tc>
           <w:tcPr>
             <w:tcW w:w="400" w:type="dxa"/>
@@ -46133,12 +46058,6 @@
         </w:tc>
       </w:tr>
       <w:tr>
-        <w:tblPrEx>
-          <w:tblCellMar>
-            <w:top w:w="0" w:type="dxa"/>
-            <w:bottom w:w="0" w:type="dxa"/>
-          </w:tblCellMar>
-        </w:tblPrEx>
         <w:tc>
           <w:tcPr>
             <w:tcW w:w="400" w:type="dxa"/>
@@ -46305,12 +46224,6 @@
         </w:tc>
       </w:tr>
       <w:tr>
-        <w:tblPrEx>
-          <w:tblCellMar>
-            <w:top w:w="0" w:type="dxa"/>
-            <w:bottom w:w="0" w:type="dxa"/>
-          </w:tblCellMar>
-        </w:tblPrEx>
         <w:tc>
           <w:tcPr>
             <w:tcW w:w="400" w:type="dxa"/>
@@ -46511,12 +46424,6 @@
         </w:tc>
       </w:tr>
       <w:tr>
-        <w:tblPrEx>
-          <w:tblCellMar>
-            <w:top w:w="0" w:type="dxa"/>
-            <w:bottom w:w="0" w:type="dxa"/>
-          </w:tblCellMar>
-        </w:tblPrEx>
         <w:tc>
           <w:tcPr>
             <w:tcW w:w="400" w:type="dxa"/>
@@ -46705,12 +46612,6 @@
         </w:tc>
       </w:tr>
       <w:tr>
-        <w:tblPrEx>
-          <w:tblCellMar>
-            <w:top w:w="0" w:type="dxa"/>
-            <w:bottom w:w="0" w:type="dxa"/>
-          </w:tblCellMar>
-        </w:tblPrEx>
         <w:tc>
           <w:tcPr>
             <w:tcW w:w="400" w:type="dxa"/>
@@ -46923,12 +46824,6 @@
         </w:tc>
       </w:tr>
       <w:tr>
-        <w:tblPrEx>
-          <w:tblCellMar>
-            <w:top w:w="0" w:type="dxa"/>
-            <w:bottom w:w="0" w:type="dxa"/>
-          </w:tblCellMar>
-        </w:tblPrEx>
         <w:tc>
           <w:tcPr>
             <w:tcW w:w="400" w:type="dxa"/>
@@ -49828,12 +49723,6 @@
         <w:gridCol w:w="4513"/>
       </w:tblGrid>
       <w:tr>
-        <w:tblPrEx>
-          <w:tblCellMar>
-            <w:top w:w="0" w:type="dxa"/>
-            <w:bottom w:w="0" w:type="dxa"/>
-          </w:tblCellMar>
-        </w:tblPrEx>
         <w:trPr>
           <w:tblHeader/>
         </w:trPr>
@@ -49907,12 +49796,6 @@
         </w:tc>
       </w:tr>
       <w:tr>
-        <w:tblPrEx>
-          <w:tblCellMar>
-            <w:top w:w="0" w:type="dxa"/>
-            <w:bottom w:w="0" w:type="dxa"/>
-          </w:tblCellMar>
-        </w:tblPrEx>
         <w:tc>
           <w:tcPr>
             <w:tcW w:w="4513" w:type="dxa"/>
@@ -49991,12 +49874,6 @@
         </w:tc>
       </w:tr>
       <w:tr>
-        <w:tblPrEx>
-          <w:tblCellMar>
-            <w:top w:w="0" w:type="dxa"/>
-            <w:bottom w:w="0" w:type="dxa"/>
-          </w:tblCellMar>
-        </w:tblPrEx>
         <w:tc>
           <w:tcPr>
             <w:tcW w:w="4513" w:type="dxa"/>
@@ -50075,12 +49952,6 @@
         </w:tc>
       </w:tr>
       <w:tr>
-        <w:tblPrEx>
-          <w:tblCellMar>
-            <w:top w:w="0" w:type="dxa"/>
-            <w:bottom w:w="0" w:type="dxa"/>
-          </w:tblCellMar>
-        </w:tblPrEx>
         <w:tc>
           <w:tcPr>
             <w:tcW w:w="4513" w:type="dxa"/>
@@ -50159,12 +50030,6 @@
         </w:tc>
       </w:tr>
       <w:tr>
-        <w:tblPrEx>
-          <w:tblCellMar>
-            <w:top w:w="0" w:type="dxa"/>
-            <w:bottom w:w="0" w:type="dxa"/>
-          </w:tblCellMar>
-        </w:tblPrEx>
         <w:tc>
           <w:tcPr>
             <w:tcW w:w="4513" w:type="dxa"/>
@@ -51150,11 +51015,126 @@
       </w:rPr>
     </w:lvl>
   </w:abstractNum>
+  <w:abstractNum w:abstractNumId="2" w15:restartNumberingAfterBreak="0">
+    <w:nsid w:val="53E40883"/>
+    <w:multiLevelType w:val="hybridMultilevel"/>
+    <w:tmpl w:val="DBCCA9C2"/>
+    <w:lvl w:ilvl="0" w:tplc="FA7AA0DE">
+      <w:numFmt w:val="bullet"/>
+      <w:lvlText w:val="-"/>
+      <w:lvlJc w:val="left"/>
+      <w:pPr>
+        <w:ind w:left="720" w:hanging="360"/>
+      </w:pPr>
+      <w:rPr>
+        <w:rFonts w:ascii="Arial" w:eastAsia="Arial" w:hAnsi="Arial" w:cs="Arial" w:hint="default"/>
+      </w:rPr>
+    </w:lvl>
+    <w:lvl w:ilvl="1" w:tplc="0C0A0003" w:tentative="1">
+      <w:start w:val="1"/>
+      <w:numFmt w:val="bullet"/>
+      <w:lvlText w:val="o"/>
+      <w:lvlJc w:val="left"/>
+      <w:pPr>
+        <w:ind w:left="1440" w:hanging="360"/>
+      </w:pPr>
+      <w:rPr>
+        <w:rFonts w:ascii="Courier New" w:hAnsi="Courier New" w:cs="Courier New" w:hint="default"/>
+      </w:rPr>
+    </w:lvl>
+    <w:lvl w:ilvl="2" w:tplc="0C0A0005" w:tentative="1">
+      <w:start w:val="1"/>
+      <w:numFmt w:val="bullet"/>
+      <w:lvlText w:val=""/>
+      <w:lvlJc w:val="left"/>
+      <w:pPr>
+        <w:ind w:left="2160" w:hanging="360"/>
+      </w:pPr>
+      <w:rPr>
+        <w:rFonts w:ascii="Wingdings" w:hAnsi="Wingdings" w:hint="default"/>
+      </w:rPr>
+    </w:lvl>
+    <w:lvl w:ilvl="3" w:tplc="0C0A0001" w:tentative="1">
+      <w:start w:val="1"/>
+      <w:numFmt w:val="bullet"/>
+      <w:lvlText w:val=""/>
+      <w:lvlJc w:val="left"/>
+      <w:pPr>
+        <w:ind w:left="2880" w:hanging="360"/>
+      </w:pPr>
+      <w:rPr>
+        <w:rFonts w:ascii="Symbol" w:hAnsi="Symbol" w:hint="default"/>
+      </w:rPr>
+    </w:lvl>
+    <w:lvl w:ilvl="4" w:tplc="0C0A0003" w:tentative="1">
+      <w:start w:val="1"/>
+      <w:numFmt w:val="bullet"/>
+      <w:lvlText w:val="o"/>
+      <w:lvlJc w:val="left"/>
+      <w:pPr>
+        <w:ind w:left="3600" w:hanging="360"/>
+      </w:pPr>
+      <w:rPr>
+        <w:rFonts w:ascii="Courier New" w:hAnsi="Courier New" w:cs="Courier New" w:hint="default"/>
+      </w:rPr>
+    </w:lvl>
+    <w:lvl w:ilvl="5" w:tplc="0C0A0005" w:tentative="1">
+      <w:start w:val="1"/>
+      <w:numFmt w:val="bullet"/>
+      <w:lvlText w:val=""/>
+      <w:lvlJc w:val="left"/>
+      <w:pPr>
+        <w:ind w:left="4320" w:hanging="360"/>
+      </w:pPr>
+      <w:rPr>
+        <w:rFonts w:ascii="Wingdings" w:hAnsi="Wingdings" w:hint="default"/>
+      </w:rPr>
+    </w:lvl>
+    <w:lvl w:ilvl="6" w:tplc="0C0A0001" w:tentative="1">
+      <w:start w:val="1"/>
+      <w:numFmt w:val="bullet"/>
+      <w:lvlText w:val=""/>
+      <w:lvlJc w:val="left"/>
+      <w:pPr>
+        <w:ind w:left="5040" w:hanging="360"/>
+      </w:pPr>
+      <w:rPr>
+        <w:rFonts w:ascii="Symbol" w:hAnsi="Symbol" w:hint="default"/>
+      </w:rPr>
+    </w:lvl>
+    <w:lvl w:ilvl="7" w:tplc="0C0A0003" w:tentative="1">
+      <w:start w:val="1"/>
+      <w:numFmt w:val="bullet"/>
+      <w:lvlText w:val="o"/>
+      <w:lvlJc w:val="left"/>
+      <w:pPr>
+        <w:ind w:left="5760" w:hanging="360"/>
+      </w:pPr>
+      <w:rPr>
+        <w:rFonts w:ascii="Courier New" w:hAnsi="Courier New" w:cs="Courier New" w:hint="default"/>
+      </w:rPr>
+    </w:lvl>
+    <w:lvl w:ilvl="8" w:tplc="0C0A0005" w:tentative="1">
+      <w:start w:val="1"/>
+      <w:numFmt w:val="bullet"/>
+      <w:lvlText w:val=""/>
+      <w:lvlJc w:val="left"/>
+      <w:pPr>
+        <w:ind w:left="6480" w:hanging="360"/>
+      </w:pPr>
+      <w:rPr>
+        <w:rFonts w:ascii="Wingdings" w:hAnsi="Wingdings" w:hint="default"/>
+      </w:rPr>
+    </w:lvl>
+  </w:abstractNum>
   <w:num w:numId="1" w16cid:durableId="2078672901">
     <w:abstractNumId w:val="0"/>
   </w:num>
   <w:num w:numId="2" w16cid:durableId="1797943928">
     <w:abstractNumId w:val="1"/>
+  </w:num>
+  <w:num w:numId="3" w16cid:durableId="1760251948">
+    <w:abstractNumId w:val="2"/>
   </w:num>
 </w:numbering>
 </file>
